--- a/backend/data/corpus/DOC-20221010-071.docx
+++ b/backend/data/corpus/DOC-20221010-071.docx
@@ -63,7 +63,7 @@
           <w:b/>
           <w:sz w:val="21"/>
         </w:rPr>
-        <w:t>Eloise Eversholt, MD, Quarry Hill Epilepsy Center, Tacoma, WA (RSM)</w:t>
+        <w:t>Caleb Munson, MD, Cedar Ridge Medical Group, Springfield, IL (AR)</w:t>
       </w:r>
     </w:p>
     <w:p>
@@ -71,7 +71,7 @@
         <w:rPr>
           <w:sz w:val="21"/>
         </w:rPr>
-        <w:t>&gt; Described a preference for slower titration in general, unrelated to any particular patient.</w:t>
+        <w:t>&gt; No product discussion. Safety items asked about and confirmed none.</w:t>
       </w:r>
     </w:p>
     <w:p>
@@ -79,7 +79,7 @@
         <w:rPr>
           <w:sz w:val="21"/>
         </w:rPr>
-        <w:t>&gt; Referenced a review that circulated on the service in passing.</w:t>
+        <w:t>&gt; The practice lost one of the nurse practitioners and has not backfilled, so the referral queue keeps slipping.</w:t>
       </w:r>
     </w:p>
     <w:p>
@@ -87,7 +87,7 @@
         <w:rPr>
           <w:sz w:val="21"/>
         </w:rPr>
-        <w:t>&gt; This practice is still building familiarity with the product and had no clinical points to raise.</w:t>
+        <w:t>&gt; Formulary placement was the only product-adjacent topic, and only in general terms.</w:t>
       </w:r>
     </w:p>
     <w:p>
@@ -95,7 +95,79 @@
         <w:rPr>
           <w:sz w:val="21"/>
         </w:rPr>
-        <w:t>&gt; Noted that the appeals process is handled by one person here and that this is not specific to any one product.</w:t>
+        <w:t>&gt; Benefit verification is the step that most often delays a start here.</w:t>
+      </w:r>
+    </w:p>
+    <w:p>
+      <w:r>
+        <w:rPr>
+          <w:sz w:val="21"/>
+        </w:rPr>
+        <w:t>&gt; Titration scheduling is handled by nursing staff, which the practice finds workable.</w:t>
+      </w:r>
+    </w:p>
+    <w:p>
+      <w:r>
+        <w:rPr>
+          <w:sz w:val="21"/>
+        </w:rPr>
+      </w:r>
+    </w:p>
+    <w:p>
+      <w:r>
+        <w:rPr>
+          <w:b/>
+          <w:sz w:val="21"/>
+        </w:rPr>
+        <w:t>Fabian Brannigan, MD, Cedar Ridge Regional Epilepsy Program, Reno, NV (RSM)</w:t>
+      </w:r>
+    </w:p>
+    <w:p>
+      <w:r>
+        <w:rPr>
+          <w:sz w:val="21"/>
+        </w:rPr>
+        <w:t>&gt; An unexpectedly long conversation over a quick coffee, mostly logistics.</w:t>
+      </w:r>
+    </w:p>
+    <w:p>
+      <w:r>
+        <w:rPr>
+          <w:sz w:val="21"/>
+        </w:rPr>
+        <w:t>&gt; The composition of the pediatric-to-adult transfers has shifted over the last year or two.</w:t>
+      </w:r>
+    </w:p>
+    <w:p>
+      <w:r>
+        <w:rPr>
+          <w:sz w:val="21"/>
+        </w:rPr>
+        <w:t>&gt; Onboarding one of the nurse practitioners is the current preoccupation here.</w:t>
+      </w:r>
+    </w:p>
+    <w:p>
+      <w:r>
+        <w:rPr>
+          <w:sz w:val="21"/>
+        </w:rPr>
+      </w:r>
+    </w:p>
+    <w:p>
+      <w:r>
+        <w:rPr>
+          <w:b/>
+          <w:sz w:val="21"/>
+        </w:rPr>
+        <w:t>Viraj Corliss, MD, Lakeshore Neurological Care Center, Lexington, KY (AR)</w:t>
+      </w:r>
+    </w:p>
+    <w:p>
+      <w:r>
+        <w:rPr>
+          <w:sz w:val="21"/>
+        </w:rPr>
+        <w:t>&gt; A rushed conversation in the corridor, mostly logistics.</w:t>
       </w:r>
     </w:p>
     <w:p>
@@ -111,6 +183,14 @@
         <w:rPr>
           <w:sz w:val="21"/>
         </w:rPr>
+        <w:t>&gt; Agreed to reconnect at the next visit; no materials requested.</w:t>
+      </w:r>
+    </w:p>
+    <w:p>
+      <w:r>
+        <w:rPr>
+          <w:sz w:val="21"/>
+        </w:rPr>
       </w:r>
     </w:p>
     <w:p>
@@ -119,7 +199,7 @@
           <w:b/>
           <w:sz w:val="21"/>
         </w:rPr>
-        <w:t>Leonie Eversholt, MD, Silver Creek Medical Group, Albany, NY (RSM)</w:t>
+        <w:t>Silvio Bellweather, MD, Cedar Ridge Regional Epilepsy Program, Worcester, MA (RSM)</w:t>
       </w:r>
     </w:p>
     <w:p>
@@ -135,7 +215,7 @@
         <w:rPr>
           <w:sz w:val="21"/>
         </w:rPr>
-        <w:t>&gt; Asked whether I would be at the meeting later this year.</w:t>
+        <w:t>&gt; Formulary placement was the only product-adjacent topic, and only in general terms.</w:t>
       </w:r>
     </w:p>
     <w:p>
@@ -143,271 +223,7 @@
         <w:rPr>
           <w:sz w:val="21"/>
         </w:rPr>
-        <w:t>&gt; No product discussion this time. Asked about safety and confirmed nothing to report.</w:t>
-      </w:r>
-    </w:p>
-    <w:p>
-      <w:r>
-        <w:rPr>
-          <w:sz w:val="21"/>
-        </w:rPr>
-      </w:r>
-    </w:p>
-    <w:p>
-      <w:r>
-        <w:rPr>
-          <w:b/>
-          <w:sz w:val="21"/>
-        </w:rPr>
-        <w:t>Imani Kilbride, MD, Northgate Neurology Partners, Spokane, WA (AR)</w:t>
-      </w:r>
-    </w:p>
-    <w:p>
-      <w:r>
-        <w:rPr>
-          <w:sz w:val="21"/>
-        </w:rPr>
-        <w:t>&gt; A clipped meeting between clinic blocks, first one this quarter.</w:t>
-      </w:r>
-    </w:p>
-    <w:p>
-      <w:r>
-        <w:rPr>
-          <w:sz w:val="21"/>
-        </w:rPr>
-        <w:t>&gt; Mostly small talk about the program and the venue.</w:t>
-      </w:r>
-    </w:p>
-    <w:p>
-      <w:r>
-        <w:rPr>
-          <w:sz w:val="21"/>
-        </w:rPr>
-        <w:t>&gt; Described a preference for slower titration in general, unrelated to any particular patient.</w:t>
-      </w:r>
-    </w:p>
-    <w:p>
-      <w:r>
-        <w:rPr>
-          <w:sz w:val="21"/>
-        </w:rPr>
-      </w:r>
-    </w:p>
-    <w:p>
-      <w:r>
-        <w:rPr>
-          <w:b/>
-          <w:sz w:val="21"/>
-        </w:rPr>
-        <w:t>Silvio Prendergast, MD, Silver Creek Medical Group, Fayetteville, NC (RSM)</w:t>
-      </w:r>
-    </w:p>
-    <w:p>
-      <w:r>
-        <w:rPr>
-          <w:sz w:val="21"/>
-        </w:rPr>
-        <w:t>&gt; An unexpectedly long visit in the conference room; the schedule was tight.</w:t>
-      </w:r>
-    </w:p>
-    <w:p>
-      <w:r>
-        <w:rPr>
-          <w:sz w:val="21"/>
-        </w:rPr>
-        <w:t>&gt; Asked whether I would be at the meeting later this year.</w:t>
-      </w:r>
-    </w:p>
-    <w:p>
-      <w:r>
-        <w:rPr>
-          <w:sz w:val="21"/>
-        </w:rPr>
-        <w:t>&gt; Coverage paperwork has improved somewhat, which came up as a general frustration.</w:t>
-      </w:r>
-    </w:p>
-    <w:p>
-      <w:r>
-        <w:rPr>
-          <w:sz w:val="21"/>
-        </w:rPr>
-        <w:t>&gt; The practice lost the clinic pharmacist and has not backfilled, so routine follow-up slots looks better than last year.</w:t>
-      </w:r>
-    </w:p>
-    <w:p>
-      <w:r>
-        <w:rPr>
-          <w:sz w:val="21"/>
-        </w:rPr>
-        <w:t>&gt; Onboarding the epilepsy fellow is the current preoccupation here.</w:t>
-      </w:r>
-    </w:p>
-    <w:p>
-      <w:r>
-        <w:rPr>
-          <w:sz w:val="21"/>
-        </w:rPr>
-      </w:r>
-    </w:p>
-    <w:p>
-      <w:r>
-        <w:rPr>
-          <w:b/>
-          <w:sz w:val="21"/>
-        </w:rPr>
-        <w:t>Valentina Kirkpatrick, MD, Fox Hollow Neurology Partners, Santa Fe, NM (AR)</w:t>
-      </w:r>
-    </w:p>
-    <w:p>
-      <w:r>
-        <w:rPr>
-          <w:sz w:val="21"/>
-        </w:rPr>
-        <w:t>&gt; Stopped by in the shared office for an unexpectedly long conversation.</w:t>
-      </w:r>
-    </w:p>
-    <w:p>
-      <w:r>
-        <w:rPr>
-          <w:sz w:val="21"/>
-        </w:rPr>
-        <w:t>&gt; Described a preference for slower titration in general, unrelated to any particular patient.</w:t>
-      </w:r>
-    </w:p>
-    <w:p>
-      <w:r>
-        <w:rPr>
-          <w:sz w:val="21"/>
-        </w:rPr>
-        <w:t>&gt; Nothing that needed follow-up this time. Asked about safety and confirmed nothing to report.</w:t>
-      </w:r>
-    </w:p>
-    <w:p>
-      <w:r>
-        <w:rPr>
-          <w:sz w:val="21"/>
-        </w:rPr>
-        <w:t>&gt; Formulary questions is handled by one person here, which came up as a general frustration.</w:t>
-      </w:r>
-    </w:p>
-    <w:p>
-      <w:r>
-        <w:rPr>
-          <w:sz w:val="21"/>
-        </w:rPr>
-      </w:r>
-    </w:p>
-    <w:p>
-      <w:r>
-        <w:rPr>
-          <w:b/>
-          <w:sz w:val="21"/>
-        </w:rPr>
-        <w:t>Esperanza Bellweather, MD, Thornfield Regional Epilepsy Program, Manchester, NH (AR)</w:t>
-      </w:r>
-    </w:p>
-    <w:p>
-      <w:r>
-        <w:rPr>
-          <w:sz w:val="21"/>
-        </w:rPr>
-        <w:t>&gt; A short conversation in the corridor, mostly logistics.</w:t>
-      </w:r>
-    </w:p>
-    <w:p>
-      <w:r>
-        <w:rPr>
-          <w:sz w:val="21"/>
-        </w:rPr>
-        <w:t>&gt; This practice is still building familiarity with the product and had no clinical points to raise.</w:t>
-      </w:r>
-    </w:p>
-    <w:p>
-      <w:r>
-        <w:rPr>
-          <w:sz w:val="21"/>
-        </w:rPr>
-        <w:t>&gt; Monitoring intervals during titration are set by clinic routine here rather than by protocol.</w:t>
-      </w:r>
-    </w:p>
-    <w:p>
-      <w:r>
-        <w:rPr>
-          <w:sz w:val="21"/>
-        </w:rPr>
-        <w:t>&gt; Asked about my travel schedule, since visits keep landing on the busiest clinic days.</w:t>
-      </w:r>
-    </w:p>
-    <w:p>
-      <w:r>
-        <w:rPr>
-          <w:sz w:val="21"/>
-        </w:rPr>
-      </w:r>
-    </w:p>
-    <w:p>
-      <w:r>
-        <w:rPr>
-          <w:b/>
-          <w:sz w:val="21"/>
-        </w:rPr>
-        <w:t>Odalys Eversholt, MD, Alder Point Neurology Associates, Charleston, SC (RSM)</w:t>
-      </w:r>
-    </w:p>
-    <w:p>
-      <w:r>
-        <w:rPr>
-          <w:sz w:val="21"/>
-        </w:rPr>
-        <w:t>&gt; An unexpectedly long conversation in the shared office, mostly logistics.</w:t>
-      </w:r>
-    </w:p>
-    <w:p>
-      <w:r>
-        <w:rPr>
-          <w:sz w:val="21"/>
-        </w:rPr>
-        <w:t>&gt; Onboarding the epilepsy fellow is the current preoccupation here.</w:t>
-      </w:r>
-    </w:p>
-    <w:p>
-      <w:r>
-        <w:rPr>
-          <w:sz w:val="21"/>
-        </w:rPr>
-        <w:t>&gt; Asked whether I had seen a case series someone forwarded; I had not, and offered nothing in return.</w:t>
-      </w:r>
-    </w:p>
-    <w:p>
-      <w:r>
-        <w:rPr>
-          <w:sz w:val="21"/>
-        </w:rPr>
-      </w:r>
-    </w:p>
-    <w:p>
-      <w:r>
-        <w:rPr>
-          <w:b/>
-          <w:sz w:val="21"/>
-        </w:rPr>
-        <w:t>Camila Ostrander, MD, Silver Creek Medical Group, Madison, WI (RSM)</w:t>
-      </w:r>
-    </w:p>
-    <w:p>
-      <w:r>
-        <w:rPr>
-          <w:sz w:val="21"/>
-        </w:rPr>
-        <w:t>&gt; Caught a clipped window outside the EEG suite between patients.</w:t>
-      </w:r>
-    </w:p>
-    <w:p>
-      <w:r>
-        <w:rPr>
-          <w:sz w:val="21"/>
-        </w:rPr>
-        <w:t>&gt; Formulary questions varies by payer, which came up as a general frustration.</w:t>
+        <w:t>&gt; Asked whether I had seen a guideline update discussed at journal club; I had not, and offered nothing in return.</w:t>
       </w:r>
     </w:p>
     <w:p>
@@ -431,7 +247,7 @@
           <w:b/>
           <w:sz w:val="21"/>
         </w:rPr>
-        <w:t>Adaeze Castellane, MD, Harborlight Epilepsy Center, Savannah, GA (RSM)</w:t>
+        <w:t>Nikolai Norrington, MD, Cedar Ridge Regional Epilepsy Program, Duluth, MN (RSM)</w:t>
       </w:r>
     </w:p>
     <w:p>
@@ -439,7 +255,7 @@
         <w:rPr>
           <w:sz w:val="21"/>
         </w:rPr>
-        <w:t>&gt; Stopped by in the back office for a compressed conversation.</w:t>
+        <w:t>&gt; Titration scheduling is handled by nursing staff, which the practice finds workable.</w:t>
       </w:r>
     </w:p>
     <w:p>
@@ -447,7 +263,7 @@
         <w:rPr>
           <w:sz w:val="21"/>
         </w:rPr>
-        <w:t>&gt; The composition of newly referred patients has shifted over the last year or two.</w:t>
+        <w:t>&gt; The travel schedule this year came up, and little else.</w:t>
       </w:r>
     </w:p>
     <w:p>
@@ -455,7 +271,23 @@
         <w:rPr>
           <w:sz w:val="21"/>
         </w:rPr>
-        <w:t>&gt; Compared notes on which sessions were worth the time.</w:t>
+        <w:t>&gt; Benefit verification is the step that most often delays a start here.</w:t>
+      </w:r>
+    </w:p>
+    <w:p>
+      <w:r>
+        <w:rPr>
+          <w:sz w:val="21"/>
+        </w:rPr>
+        <w:t>&gt; Asked about my travel schedule, since visits keep landing on the busiest clinic days.</w:t>
+      </w:r>
+    </w:p>
+    <w:p>
+      <w:r>
+        <w:rPr>
+          <w:sz w:val="21"/>
+        </w:rPr>
+        <w:t>&gt; Described how long-standing patients is triaged now compared with before.</w:t>
       </w:r>
     </w:p>
     <w:p>
@@ -471,7 +303,7 @@
           <w:b/>
           <w:sz w:val="21"/>
         </w:rPr>
-        <w:t>Lachlan Dunmore, MD, Sandhill Neuroscience Center, Reno, NV (RSM)</w:t>
+        <w:t>Mairead Barrowman, MD, Foxglove Health Neurology, Eugene, OR (RSM)</w:t>
       </w:r>
     </w:p>
     <w:p>
@@ -479,7 +311,7 @@
         <w:rPr>
           <w:sz w:val="21"/>
         </w:rPr>
-        <w:t>&gt; An unhurried conversation in teh corridor, mostly logistics.</w:t>
+        <w:t>&gt; Titration scheduling is handled by nursing staff, which the practice finds workable.</w:t>
       </w:r>
     </w:p>
     <w:p>
@@ -487,7 +319,7 @@
         <w:rPr>
           <w:sz w:val="21"/>
         </w:rPr>
-        <w:t>&gt; Described teh practice as early in its experience here, with nothing to report yet.</w:t>
+        <w:t>&gt; The appeals process is handled by one person here, which came up as a general frustration.</w:t>
       </w:r>
     </w:p>
     <w:p>
@@ -495,7 +327,7 @@
         <w:rPr>
           <w:sz w:val="21"/>
         </w:rPr>
-        <w:t>&gt; Onboarding a front-desk coordinator is teh current preoccupation here.</w:t>
+        <w:t>&gt; Onboarding a front-desk coordinator is the current preoccupation here.</w:t>
       </w:r>
     </w:p>
     <w:p>
@@ -503,7 +335,15 @@
         <w:rPr>
           <w:sz w:val="21"/>
         </w:rPr>
-        <w:t>&gt; Referral patterns into this clinic have changed, and teh refractory group is a bigger share than it was.</w:t>
+        <w:t>&gt; The practice lost the epilepsy fellow and has not backfilled, so the referral queue has stretched out.</w:t>
+      </w:r>
+    </w:p>
+    <w:p>
+      <w:r>
+        <w:rPr>
+          <w:sz w:val="21"/>
+        </w:rPr>
+        <w:t>&gt; Mostly small talk about the program and the venue.</w:t>
       </w:r>
     </w:p>
     <w:p>
@@ -519,7 +359,7 @@
           <w:b/>
           <w:sz w:val="21"/>
         </w:rPr>
-        <w:t>Kiara Quintrell, MD, Harborlight Epilepsy Center, Portland, ME (AR)</w:t>
+        <w:t>Ilse Norrington, MD, Ironwood Neurology Associates, Spokane, WA (RSM)</w:t>
       </w:r>
     </w:p>
     <w:p>
@@ -527,7 +367,7 @@
         <w:rPr>
           <w:sz w:val="21"/>
         </w:rPr>
-        <w:t>&gt; Formulary questions has improved somewhat, which came up as a general frustration.</w:t>
+        <w:t>&gt; Titration habits came up in general terms; no specifics were discussed and none were offered.</w:t>
       </w:r>
     </w:p>
     <w:p>
@@ -535,7 +375,7 @@
         <w:rPr>
           <w:sz w:val="21"/>
         </w:rPr>
-        <w:t>&gt; The practice lost one of the nurse practitioners and has not backfilled, so routine follow-up slots is slowly recovering.</w:t>
+        <w:t>&gt; The new charting templates is still being sorted out, and that took up the first part of the conversation.</w:t>
       </w:r>
     </w:p>
     <w:p>
@@ -543,7 +383,239 @@
         <w:rPr>
           <w:sz w:val="21"/>
         </w:rPr>
-        <w:t>&gt; Closed there — no product discussion.</w:t>
+        <w:t>&gt; Formulary questions takes longer than the clinical decision, which came up as a general frustration.</w:t>
+      </w:r>
+    </w:p>
+    <w:p>
+      <w:r>
+        <w:rPr>
+          <w:sz w:val="21"/>
+        </w:rPr>
+        <w:t>&gt; Referenced a case series someone forwarded in passing.</w:t>
+      </w:r>
+    </w:p>
+    <w:p>
+      <w:r>
+        <w:rPr>
+          <w:sz w:val="21"/>
+        </w:rPr>
+        <w:t>&gt; Onboarding a front-desk coordinator is the current preoccupation here.</w:t>
+      </w:r>
+    </w:p>
+    <w:p>
+      <w:r>
+        <w:rPr>
+          <w:sz w:val="21"/>
+        </w:rPr>
+      </w:r>
+    </w:p>
+    <w:p>
+      <w:r>
+        <w:rPr>
+          <w:b/>
+          <w:sz w:val="21"/>
+        </w:rPr>
+        <w:t>Lukas Tavernier, MD, Vantage Park Regional Epilepsy Program, Boise, ID (RSM)</w:t>
+      </w:r>
+    </w:p>
+    <w:p>
+      <w:r>
+        <w:rPr>
+          <w:sz w:val="21"/>
+        </w:rPr>
+        <w:t>&gt; Mentioned a session summary from a colleague but did not raise any specific finding.</w:t>
+      </w:r>
+    </w:p>
+    <w:p>
+      <w:r>
+        <w:rPr>
+          <w:sz w:val="21"/>
+        </w:rPr>
+        <w:t>&gt; The travel schedule this year came up, and little else.</w:t>
+      </w:r>
+    </w:p>
+    <w:p>
+      <w:r>
+        <w:rPr>
+          <w:sz w:val="21"/>
+        </w:rPr>
+        <w:t>&gt; Benefit verification is the step that most often delays a start here.</w:t>
+      </w:r>
+    </w:p>
+    <w:p>
+      <w:r>
+        <w:rPr>
+          <w:sz w:val="21"/>
+        </w:rPr>
+        <w:t>&gt; Nothing that needed follow-up this time. Asked about safety and confirmed nothing to report.</w:t>
+      </w:r>
+    </w:p>
+    <w:p>
+      <w:r>
+        <w:rPr>
+          <w:sz w:val="21"/>
+        </w:rPr>
+        <w:t>&gt; Described the practice as early in its experience here, with nothing to report yet.</w:t>
+      </w:r>
+    </w:p>
+    <w:p>
+      <w:r>
+        <w:rPr>
+          <w:sz w:val="21"/>
+        </w:rPr>
+      </w:r>
+    </w:p>
+    <w:p>
+      <w:r>
+        <w:rPr>
+          <w:b/>
+          <w:sz w:val="21"/>
+        </w:rPr>
+        <w:t>Tadeo Wycliffe, MD, Granite Bay Epilepsy Center, Boise, ID (AR)</w:t>
+      </w:r>
+    </w:p>
+    <w:p>
+      <w:r>
+        <w:rPr>
+          <w:sz w:val="21"/>
+        </w:rPr>
+        <w:t>&gt; A full visit in the reading room; the schedule was tight.</w:t>
+      </w:r>
+    </w:p>
+    <w:p>
+      <w:r>
+        <w:rPr>
+          <w:sz w:val="21"/>
+        </w:rPr>
+        <w:t>&gt; Nothing that needed follow-up. Safety items asked about and confirmed none.</w:t>
+      </w:r>
+    </w:p>
+    <w:p>
+      <w:r>
+        <w:rPr>
+          <w:sz w:val="21"/>
+        </w:rPr>
+        <w:t>&gt; The referral queue has stretched out since the summer, which shapes how much time there is for anything else.</w:t>
+      </w:r>
+    </w:p>
+    <w:p>
+      <w:r>
+        <w:rPr>
+          <w:sz w:val="21"/>
+        </w:rPr>
+        <w:t>&gt; The practice lost the clinic pharmacist and has not backfilled, so clinic throughput is slowly recovering.</w:t>
+      </w:r>
+    </w:p>
+    <w:p>
+      <w:r>
+        <w:rPr>
+          <w:sz w:val="21"/>
+        </w:rPr>
+      </w:r>
+    </w:p>
+    <w:p>
+      <w:r>
+        <w:rPr>
+          <w:b/>
+          <w:sz w:val="21"/>
+        </w:rPr>
+        <w:t>Selin Danforth, MD, Willowmere Neuroscience Center, Bakersfield, CA (RSM)</w:t>
+      </w:r>
+    </w:p>
+    <w:p>
+      <w:r>
+        <w:rPr>
+          <w:sz w:val="21"/>
+        </w:rPr>
+        <w:t>&gt; Caught an unhurried window in teh workroom between patients.</w:t>
+      </w:r>
+    </w:p>
+    <w:p>
+      <w:r>
+        <w:rPr>
+          <w:sz w:val="21"/>
+        </w:rPr>
+        <w:t>&gt; Asked whether I would be at teh meeting later this year.</w:t>
+      </w:r>
+    </w:p>
+    <w:p>
+      <w:r>
+        <w:rPr>
+          <w:sz w:val="21"/>
+        </w:rPr>
+        <w:t>&gt; Asked about my travel schedule, since visits keep landing on teh busiest clinic days.</w:t>
+      </w:r>
+    </w:p>
+    <w:p>
+      <w:r>
+        <w:rPr>
+          <w:sz w:val="21"/>
+        </w:rPr>
+      </w:r>
+    </w:p>
+    <w:p>
+      <w:r>
+        <w:rPr>
+          <w:b/>
+          <w:sz w:val="21"/>
+        </w:rPr>
+        <w:t>Malika Fairweather, MD, Highmoor Health Neurology, Worcester, MA (RSM)</w:t>
+      </w:r>
+    </w:p>
+    <w:p>
+      <w:r>
+        <w:rPr>
+          <w:sz w:val="21"/>
+        </w:rPr>
+        <w:t>&gt; Benefit verification is teh step that most often delays a start here.</w:t>
+      </w:r>
+    </w:p>
+    <w:p>
+      <w:r>
+        <w:rPr>
+          <w:sz w:val="21"/>
+        </w:rPr>
+        <w:t>&gt; Described how teh pediatric-to-adult transfers is triaged now compared with before.</w:t>
+      </w:r>
+    </w:p>
+    <w:p>
+      <w:r>
+        <w:rPr>
+          <w:sz w:val="21"/>
+        </w:rPr>
+        <w:t>&gt; This practice is still building familiarity with teh product and had no clinical points to raise.</w:t>
+      </w:r>
+    </w:p>
+    <w:p>
+      <w:r>
+        <w:rPr>
+          <w:sz w:val="21"/>
+        </w:rPr>
+        <w:t>&gt; The practice lost teh clinic pharmacist and has not backfilled, so the referral queue has stretched out.</w:t>
+      </w:r>
+    </w:p>
+    <w:p>
+      <w:r>
+        <w:rPr>
+          <w:sz w:val="21"/>
+        </w:rPr>
+      </w:r>
+    </w:p>
+    <w:p>
+      <w:r>
+        <w:rPr>
+          <w:b/>
+          <w:sz w:val="21"/>
+        </w:rPr>
+        <w:t>Gemma Thistlewood, MD, Beacon Hill Neurology Associates, Mobile, AL (RSM)</w:t>
+      </w:r>
+    </w:p>
+    <w:p>
+      <w:r>
+        <w:rPr>
+          <w:sz w:val="21"/>
+        </w:rPr>
+        <w:t>&gt; Agreed to reconnect at the following quarter; no materials requested.</w:t>
       </w:r>
     </w:p>
     <w:p>
@@ -559,7 +631,23 @@
         <w:rPr>
           <w:sz w:val="21"/>
         </w:rPr>
-        <w:t>&gt; The patient portal is still being sorted out, and that took up the first part of the conversation.</w:t>
+        <w:t>&gt; Described how the refractory group is triaged now compared with before.</w:t>
+      </w:r>
+    </w:p>
+    <w:p>
+      <w:r>
+        <w:rPr>
+          <w:sz w:val="21"/>
+        </w:rPr>
+        <w:t>&gt; The practice lost the clinic pharmacist and has not backfilled, so clinic throughput looks better than last year.</w:t>
+      </w:r>
+    </w:p>
+    <w:p>
+      <w:r>
+        <w:rPr>
+          <w:sz w:val="21"/>
+        </w:rPr>
+        <w:t>&gt; Most of the discussion was about the prior-authorization workflow, which went live without much warning.</w:t>
       </w:r>
     </w:p>
     <w:p>
@@ -575,7 +663,7 @@
           <w:b/>
           <w:sz w:val="21"/>
         </w:rPr>
-        <w:t>Tobias Rusnak, MD, Sable Creek Medical Group, Akron, OH (AR)</w:t>
+        <w:t>Jorge Maldonado, MD, Redwood Basin Medical Group, Sacramento, CA (RSM)</w:t>
       </w:r>
     </w:p>
     <w:p>
@@ -583,31 +671,7 @@
         <w:rPr>
           <w:sz w:val="21"/>
         </w:rPr>
-        <w:t>&gt; The composition of the older half of the panel has shifted over the last year or two.</w:t>
-      </w:r>
-    </w:p>
-    <w:p>
-      <w:r>
-        <w:rPr>
-          <w:sz w:val="21"/>
-        </w:rPr>
-        <w:t>&gt; Referenced a review that circulated on the service in passing.</w:t>
-      </w:r>
-    </w:p>
-    <w:p>
-      <w:r>
-        <w:rPr>
-          <w:sz w:val="21"/>
-        </w:rPr>
-        <w:t>&gt; Onboarding a rotating resident is the current preoccupation here.</w:t>
-      </w:r>
-    </w:p>
-    <w:p>
-      <w:r>
-        <w:rPr>
-          <w:sz w:val="21"/>
-        </w:rPr>
-        <w:t>&gt; This practice is still building familiarity with the product and had no clinical points to raise.</w:t>
+        <w:t>&gt; Described the practice as early in its experience here, with nothing to report yet.</w:t>
       </w:r>
     </w:p>
     <w:p>
@@ -623,47 +687,7 @@
         <w:rPr>
           <w:sz w:val="21"/>
         </w:rPr>
-      </w:r>
-    </w:p>
-    <w:p>
-      <w:r>
-        <w:rPr>
-          <w:b/>
-          <w:sz w:val="21"/>
-        </w:rPr>
-        <w:t>Katherine Ost, MD, Sonoran Neuroscience Institute, Tucson, AZ (RSM)</w:t>
-      </w:r>
-    </w:p>
-    <w:p>
-      <w:r>
-        <w:rPr>
-          <w:sz w:val="21"/>
-        </w:rPr>
-        <w:t>&gt; Formulary placement was the only product-adjacent topic, and only in general terms.</w:t>
-      </w:r>
-    </w:p>
-    <w:p>
-      <w:r>
-        <w:rPr>
-          <w:sz w:val="21"/>
-        </w:rPr>
-        <w:t>&gt; Asked whether I would be at the meeting later this year.</w:t>
-      </w:r>
-    </w:p>
-    <w:p>
-      <w:r>
-        <w:rPr>
-          <w:sz w:val="21"/>
-        </w:rPr>
-        <w:t>&gt; Benefit verification is the step that most often delays a start here.</w:t>
-      </w:r>
-    </w:p>
-    <w:p>
-      <w:r>
-        <w:rPr>
-          <w:sz w:val="21"/>
-        </w:rPr>
-        <w:t>&gt; Most of the discussion was about the new charting templates, which changed again last month.</w:t>
+        <w:t>&gt; Asked about my travel schedule, since visits keep landing on the busiest clinic days.</w:t>
       </w:r>
     </w:p>
     <w:p>
